--- a/outputs/Second Trial/Second_Trial_RINA_Report.docx
+++ b/outputs/Second Trial/Second_Trial_RINA_Report.docx
@@ -5,24 +5,26 @@
     <w:p>
       <w:pPr>
         <w:spacing w:after="360"/>
-        <w:jc w:val="center"/>
+        <w:jc w:val="both"/>
       </w:pPr>
       <w:r>
         <w:rPr>
+          <w:rFonts w:ascii="Times New Roman" w:hAnsi="Times New Roman" w:eastAsia="Times New Roman"/>
           <w:b/>
-          <w:sz w:val="36"/>
+          <w:sz w:val="24"/>
         </w:rPr>
-        <w:t>Second Trial Report</w:t>
+        <w:t>Second Trial Analysis Report</w:t>
       </w:r>
     </w:p>
     <w:p>
       <w:pPr>
-        <w:jc w:val="center"/>
+        <w:jc w:val="both"/>
       </w:pPr>
       <w:r>
         <w:rPr>
+          <w:rFonts w:ascii="Times New Roman" w:hAnsi="Times New Roman" w:eastAsia="Times New Roman"/>
           <w:b/>
-          <w:sz w:val="28"/>
+          <w:sz w:val="24"/>
         </w:rPr>
         <w:t>Germination and Early Growth Monitoring Using RGB and Multispectral Image Analysis</w:t>
       </w:r>
@@ -34,65 +36,95 @@
     </w:p>
     <w:p>
       <w:pPr>
-        <w:jc w:val="center"/>
+        <w:jc w:val="both"/>
       </w:pPr>
       <w:r>
+        <w:rPr>
+          <w:rFonts w:ascii="Times New Roman" w:hAnsi="Times New Roman" w:eastAsia="Times New Roman"/>
+          <w:sz w:val="24"/>
+        </w:rPr>
         <w:t>RINA Internship Project</w:t>
       </w:r>
     </w:p>
     <w:p>
       <w:pPr>
-        <w:jc w:val="center"/>
+        <w:jc w:val="both"/>
       </w:pPr>
       <w:r>
+        <w:rPr>
+          <w:rFonts w:ascii="Times New Roman" w:hAnsi="Times New Roman" w:eastAsia="Times New Roman"/>
+          <w:sz w:val="24"/>
+        </w:rPr>
         <w:t>Research Institute for Northern Agriculture (RINA)</w:t>
       </w:r>
     </w:p>
     <w:p>
       <w:pPr>
-        <w:jc w:val="center"/>
+        <w:jc w:val="both"/>
       </w:pPr>
       <w:r>
+        <w:rPr>
+          <w:rFonts w:ascii="Times New Roman" w:hAnsi="Times New Roman" w:eastAsia="Times New Roman"/>
+          <w:sz w:val="24"/>
+        </w:rPr>
         <w:t>Charles Darwin University - PRT604 Internship</w:t>
       </w:r>
     </w:p>
     <w:p>
       <w:pPr>
-        <w:jc w:val="center"/>
+        <w:jc w:val="both"/>
       </w:pPr>
       <w:r>
+        <w:rPr>
+          <w:rFonts w:ascii="Times New Roman" w:hAnsi="Times New Roman" w:eastAsia="Times New Roman"/>
+          <w:sz w:val="24"/>
+        </w:rPr>
         <w:t>Prepared by: Shibbir Turag</w:t>
       </w:r>
     </w:p>
     <w:p>
       <w:pPr>
-        <w:jc w:val="center"/>
+        <w:jc w:val="both"/>
       </w:pPr>
       <w:r>
-        <w:t>Supervisor: Professor Stephen Xu</w:t>
+        <w:rPr>
+          <w:rFonts w:ascii="Times New Roman" w:hAnsi="Times New Roman" w:eastAsia="Times New Roman"/>
+          <w:sz w:val="24"/>
+        </w:rPr>
+        <w:t>Submitted to: Professor Stephen Xu</w:t>
       </w:r>
     </w:p>
     <w:p>
       <w:pPr>
-        <w:jc w:val="center"/>
+        <w:jc w:val="both"/>
       </w:pPr>
       <w:r>
-        <w:t>Report focus: Second Trial image-analysis workflow and results</w:t>
+        <w:rPr>
+          <w:rFonts w:ascii="Times New Roman" w:hAnsi="Times New Roman" w:eastAsia="Times New Roman"/>
+          <w:sz w:val="24"/>
+        </w:rPr>
+        <w:t>Report focus: Second Trial image-analysis methodology, results, and treatment interpretation</w:t>
       </w:r>
     </w:p>
     <w:p>
       <w:r>
+        <w:rPr>
+          <w:rFonts w:ascii="Times New Roman" w:hAnsi="Times New Roman" w:eastAsia="Times New Roman"/>
+          <w:sz w:val="24"/>
+        </w:rPr>
         <w:br w:type="page"/>
       </w:r>
     </w:p>
     <w:p>
       <w:pPr>
         <w:pStyle w:val="Heading1"/>
-        <w:jc w:val="left"/>
+        <w:jc w:val="center"/>
       </w:pPr>
       <w:r>
         <w:rPr>
           <w:rFonts w:ascii="Times New Roman" w:eastAsia="Times New Roman" w:hAnsi="Times New Roman"/>
+          <w:i/>
+          <w:sz w:val="24"/>
         </w:rPr>
         <w:lastRenderedPageBreak/>
         <w:t>Table of Contents</w:t>
@@ -515,6 +547,10 @@
     </w:tbl>
     <w:p>
       <w:r>
+        <w:rPr>
+          <w:rFonts w:ascii="Times New Roman" w:hAnsi="Times New Roman" w:eastAsia="Times New Roman"/>
+          <w:sz w:val="24"/>
+        </w:rPr>
         <w:br w:type="page"/>
       </w:r>
     </w:p>
@@ -532,28 +568,63 @@
       </w:r>
     </w:p>
     <w:p>
+      <w:pPr>
+        <w:jc w:val="both"/>
+      </w:pPr>
       <w:r>
-        <w:t>This report presents the completed Second Trial image-analysis workflow for monitoring germination and early seedling growth. The workflow combined D/RGB imagery for visible emergence and green-cover analysis with multispectral imagery for relative NDVI and NDRE analysis. The final synthesis ranked trays and treatment groups by combining RGB and multispectral indicators into one descriptive evidence package.</w:t>
+        <w:rPr>
+          <w:rFonts w:ascii="Times New Roman" w:hAnsi="Times New Roman" w:eastAsia="Times New Roman"/>
+          <w:sz w:val="24"/>
+        </w:rPr>
+        <w:t>This report presents the completed Second Trial image-analysis work undertaken for the RINA internship under the supervision of Professor Stephen Xu. The analysis was designed to evaluate visible emergence and early seedling growth using a reproducible workflow that combines D/RGB imagery with multispectral data. D/RGB images were used to quantify visible emergence and green-cover response, while multispectral images were used to calculate relative NDVI and NDRE as additional vegetation-response indicators.</w:t>
       </w:r>
     </w:p>
     <w:p>
+      <w:pPr>
+        <w:jc w:val="both"/>
+      </w:pPr>
       <w:r>
-        <w:t>Across all trays, tracked visible emergence increased from 36.96% on Day 1 to 70.71% on Day 5, and then to 74.29% by the Day 9 follow-up. This shows that the main visible emergence period occurred between Day 1 and Day 5, with a smaller additional increase by Day 9.</w:t>
+        <w:rPr>
+          <w:rFonts w:ascii="Times New Roman" w:hAnsi="Times New Roman" w:eastAsia="Times New Roman"/>
+          <w:sz w:val="24"/>
+        </w:rPr>
+        <w:t>Across the full Second Trial dataset, tracked visible emergence increased from 36.96% on Day 1 to 70.71% on Day 5 and reached 74.29% at the Day 9 follow-up. The Day 1 to Day 5 interval therefore captured the main early emergence period, while Day 9 provided a later status check rather than a regular one-day continuation of growth.</w:t>
       </w:r>
     </w:p>
     <w:p>
+      <w:pPr>
+        <w:jc w:val="both"/>
+      </w:pPr>
       <w:r>
-        <w:t>The strongest treatment x environment group in the final synthesis was Microbes | Inside, with a mean overall observed performance score of 81.21. The two highest ranked individual trays were Tray 8 (Microbes | Inside, score 85.41) and Tray 5 (Microbes | Inside, score 77.01). Both were Microbes Inside trays, indicating that this treatment placement showed the strongest combined image-derived performance in the Second Trial.</w:t>
+        <w:rPr>
+          <w:rFonts w:ascii="Times New Roman" w:hAnsi="Times New Roman" w:eastAsia="Times New Roman"/>
+          <w:sz w:val="24"/>
+        </w:rPr>
+        <w:t>The final synthesis identified Microbes | Inside as the strongest treatment x environment group, with a mean overall observed performance score of 81.21. The two highest ranked trays were Tray 8 (Microbes | Inside, score 85.41) and Tray 5 (Microbes | Inside, score 77.01). This indicates that the inside placement condition was important for the strongest microbial-treatment response in this trial.</w:t>
       </w:r>
     </w:p>
     <w:p>
+      <w:pPr>
+        <w:jc w:val="both"/>
+      </w:pPr>
       <w:r>
-        <w:t>At the broader Microbes versus No Microbes level, the treatment result was more mixed. Microbes had higher Day 5 emergence and RGB green-cover values, but the overall treatment-level score was slightly higher for No Microbes because the Microbes Outside trays performed poorly and reduced the microbial treatment average. Therefore, the most reliable interpretation is not that all microbial trays performed better, but that the Microbes Inside placement performed best while Microbes Outside performed weakest.</w:t>
+        <w:rPr>
+          <w:rFonts w:ascii="Times New Roman" w:hAnsi="Times New Roman" w:eastAsia="Times New Roman"/>
+          <w:sz w:val="24"/>
+        </w:rPr>
+        <w:t>The broader Microbes versus No Microbes comparison was less direct. Microbes trays had higher Day 5 visible emergence and RGB green-cover values, but the treatment-level overall score was slightly higher for No Microbes because the Microbes Outside trays performed poorly and reduced the overall microbial average. For this reason, the most appropriate interpretation is that Microbes Inside performed best, while Microbes Outside performed weakest, rather than stating that the microbial treatment was uniformly beneficial.</w:t>
       </w:r>
     </w:p>
     <w:p>
+      <w:pPr>
+        <w:jc w:val="both"/>
+      </w:pPr>
       <w:r>
-        <w:t>The results are descriptive and image-derived. They should not be interpreted as formal statistical proof because each treatment x environment group contained only two trays. The analysis nevertheless provides a structured and repeatable evidence base for the Second Trial report and for later comparison with the First Trial and future Third Trial.</w:t>
+        <w:rPr>
+          <w:rFonts w:ascii="Times New Roman" w:hAnsi="Times New Roman" w:eastAsia="Times New Roman"/>
+          <w:sz w:val="24"/>
+        </w:rPr>
+        <w:t>The results should be interpreted as descriptive, image-derived evidence rather than formal statistical proof, because each treatment x environment group contained only two trays. Even with this limitation, the workflow provides a structured and repeatable basis for documenting the Second Trial and for comparing the method with the First Trial and the subsequent Third Trial.</w:t>
       </w:r>
     </w:p>
     <w:p>
@@ -569,22 +640,39 @@
       </w:r>
     </w:p>
     <w:p>
+      <w:pPr>
+        <w:jc w:val="both"/>
+      </w:pPr>
       <w:r>
-        <w:t>Germination and early seedling development can be monitored using repeated imagery when the images are processed in a consistent and validated workflow. In this internship project, tray-level and cell-level images were used to assess emergence, green-cover development, and multispectral vegetation-index response across treatment groups. The Second Trial extended the earlier workflow by combining RGB and multispectral evidence streams into one integrated analysis.</w:t>
+        <w:rPr>
+          <w:rFonts w:ascii="Times New Roman" w:hAnsi="Times New Roman" w:eastAsia="Times New Roman"/>
+          <w:sz w:val="24"/>
+        </w:rPr>
+        <w:t>This Second Trial analysis was conducted to assess whether repeated tray imagery can support structured monitoring of germination and early seedling growth. The work developed a cell-based image-analysis workflow so that emergence, green cover, and multispectral vegetation-index response could be compared across microbial and placement treatments.</w:t>
       </w:r>
     </w:p>
     <w:p>
+      <w:pPr>
+        <w:jc w:val="both"/>
+      </w:pPr>
       <w:r>
-        <w:t>The trial used a fixed tray structure with 70 planting cells per tray. This structure made it possible to analyse emergence and growth at both the cell level and the tray level. The RGB workflow was used to measure visible emergence and green-cover response, while the multispectral workflow was used to calculate relative NDVI and NDRE values from aligned multispectral bands.</w:t>
+        <w:rPr>
+          <w:rFonts w:ascii="Times New Roman" w:hAnsi="Times New Roman" w:eastAsia="Times New Roman"/>
+          <w:sz w:val="24"/>
+        </w:rPr>
+        <w:t>The tray structure was fixed at 70 planting cells per tray, allowing the analysis to be conducted at both cell and tray levels. The D/RGB workflow measured visible emergence and green-cover response, while the multispectral workflow calculated relative NDVI and NDRE from aligned MS bands. Using both evidence streams gave a more complete view of treatment performance than either RGB or multispectral analysis alone.</w:t>
       </w:r>
     </w:p>
     <w:p>
+      <w:pPr>
+        <w:jc w:val="both"/>
+      </w:pPr>
       <w:r>
-        <w:t xml:space="preserve">A key requirement of this report is to present the completed workflow and the final results in a form suitable for the internship documentation. For this reason, the report emphasises both methodology and interpretation. The report also identifies limitations, including the use of </w:t>
-      </w:r>
-      <w:r>
-        <w:lastRenderedPageBreak/>
-        <w:t>relative image-derived indices and the small number of trays within each treatment x environment group.</w:t>
+        <w:rPr>
+          <w:rFonts w:ascii="Times New Roman" w:hAnsi="Times New Roman" w:eastAsia="Times New Roman"/>
+          <w:sz w:val="24"/>
+        </w:rPr>
+        <w:t>This report is written as a supervisor-facing summary of the completed Second Trial workflow, including the processing method, quality-control decisions, treatment comparison, and interpretation of the results. The report also documents the main limitations that should be considered before using these findings in the final internship report or in later trial comparisons.</w:t>
       </w:r>
     </w:p>
     <w:p>
@@ -600,61 +688,105 @@
       </w:r>
     </w:p>
     <w:p>
+      <w:pPr>
+        <w:jc w:val="both"/>
+      </w:pPr>
       <w:r>
-        <w:t>The aim of the Second Trial was to evaluate early germination and growth response across microbial and placement treatments using RGB and multispectral image analysis.</w:t>
+        <w:rPr>
+          <w:rFonts w:ascii="Times New Roman" w:hAnsi="Times New Roman" w:eastAsia="Times New Roman"/>
+          <w:sz w:val="24"/>
+        </w:rPr>
+        <w:t>The aim of the Second Trial was to evaluate early visible germination/emergence and seedling growth response across microbial and placement treatments using RGB and multispectral image analysis.</w:t>
       </w:r>
     </w:p>
     <w:p>
+      <w:pPr>
+        <w:jc w:val="both"/>
+      </w:pPr>
       <w:r>
-        <w:t>The specific objectives were to:</w:t>
+        <w:rPr>
+          <w:rFonts w:ascii="Times New Roman" w:hAnsi="Times New Roman" w:eastAsia="Times New Roman"/>
+          <w:sz w:val="24"/>
+        </w:rPr>
+        <w:t>The specific objectives of my analysis were to:</w:t>
       </w:r>
     </w:p>
     <w:p>
       <w:pPr>
         <w:pStyle w:val="ListBullet"/>
+        <w:jc w:val="both"/>
       </w:pPr>
       <w:r>
-        <w:t>process the Second Trial image set using a consistent and reproducible workflow;</w:t>
+        <w:rPr>
+          <w:rFonts w:ascii="Times New Roman" w:hAnsi="Times New Roman" w:eastAsia="Times New Roman"/>
+          <w:sz w:val="24"/>
+        </w:rPr>
+        <w:t>process the full Second Trial image set using a consistent and reproducible workflow;</w:t>
       </w:r>
     </w:p>
     <w:p>
       <w:pPr>
         <w:pStyle w:val="ListBullet"/>
+        <w:jc w:val="both"/>
       </w:pPr>
       <w:r>
+        <w:rPr>
+          <w:rFonts w:ascii="Times New Roman" w:hAnsi="Times New Roman" w:eastAsia="Times New Roman"/>
+          <w:sz w:val="24"/>
+        </w:rPr>
         <w:t>detect the fixed 7 x 10 tray-cell structure and assign one square ownership zone to each planting cell;</w:t>
       </w:r>
     </w:p>
     <w:p>
       <w:pPr>
         <w:pStyle w:val="ListBullet"/>
+        <w:jc w:val="both"/>
       </w:pPr>
       <w:r>
+        <w:rPr>
+          <w:rFonts w:ascii="Times New Roman" w:hAnsi="Times New Roman" w:eastAsia="Times New Roman"/>
+          <w:sz w:val="24"/>
+        </w:rPr>
         <w:t>measure visible emergence and RGB green-cover development from Day 1 to Day 5 and at the Day 9 follow-up;</w:t>
       </w:r>
     </w:p>
     <w:p>
       <w:pPr>
         <w:pStyle w:val="ListBullet"/>
+        <w:jc w:val="both"/>
       </w:pPr>
       <w:r>
+        <w:rPr>
+          <w:rFonts w:ascii="Times New Roman" w:hAnsi="Times New Roman" w:eastAsia="Times New Roman"/>
+          <w:sz w:val="24"/>
+        </w:rPr>
         <w:t>calculate relative NDVI and NDRE values from multispectral images using an independent multispectral cell grid;</w:t>
       </w:r>
     </w:p>
     <w:p>
       <w:pPr>
         <w:pStyle w:val="ListBullet"/>
+        <w:jc w:val="both"/>
       </w:pPr>
       <w:r>
+        <w:rPr>
+          <w:rFonts w:ascii="Times New Roman" w:hAnsi="Times New Roman" w:eastAsia="Times New Roman"/>
+          <w:sz w:val="24"/>
+        </w:rPr>
         <w:t>compare Microbes versus No Microbes, Inside versus Outside, and the four combined treatment x environment groups;</w:t>
       </w:r>
     </w:p>
     <w:p>
       <w:pPr>
         <w:pStyle w:val="ListBullet"/>
+        <w:jc w:val="both"/>
       </w:pPr>
       <w:r>
-        <w:t>create a final Second Trial synthesis table and report-ready figure package for the internship report.</w:t>
+        <w:rPr>
+          <w:rFonts w:ascii="Times New Roman" w:hAnsi="Times New Roman" w:eastAsia="Times New Roman"/>
+          <w:sz w:val="24"/>
+        </w:rPr>
+        <w:t>prepare a final Second Trial synthesis table and report-ready output package for supervisor review and final report writing.</w:t>
       </w:r>
     </w:p>
     <w:p>
@@ -670,13 +802,27 @@
       </w:r>
     </w:p>
     <w:p>
+      <w:pPr>
+        <w:jc w:val="both"/>
+      </w:pPr>
       <w:r>
-        <w:t>The Second Trial included six observation days: Day 1, Day 2, Day 3, Day 4, Day 5, and Day 9. Day 1 to Day 5 were treated as the continuous early growth period. Day 9 was treated as a later follow-up observation and was not treated as one day after Day 5 for growth-rate calculations.</w:t>
+        <w:rPr>
+          <w:rFonts w:ascii="Times New Roman" w:hAnsi="Times New Roman" w:eastAsia="Times New Roman"/>
+          <w:sz w:val="24"/>
+        </w:rPr>
+        <w:t>The Second Trial included six observation days: Day 1, Day 2, Day 3, Day 4, Day 5, and Day 9. For the growth-rate interpretation, Day 1 to Day 5 were treated as the continuous early growth period. Day 9 was retained as a later follow-up observation and was not treated as one calendar day after Day 5.</w:t>
       </w:r>
     </w:p>
     <w:p>
+      <w:pPr>
+        <w:jc w:val="both"/>
+      </w:pPr>
       <w:r>
-        <w:t>Each observation day contained eight trays. Each tray contained a fixed 7 x 10 lattice, giving 70 planting cells per tray. Therefore, each day contained 560 possible cell observations across the full trial. Each cell was assumed to contain one seed.</w:t>
+        <w:rPr>
+          <w:rFonts w:ascii="Times New Roman" w:hAnsi="Times New Roman" w:eastAsia="Times New Roman"/>
+          <w:sz w:val="24"/>
+        </w:rPr>
+        <w:t>Each observation day contained eight trays, and each tray contained a fixed 7 x 10 lattice with 70 planting cells. This gave 560 possible cell observations per day across the full trial. The analysis treated each tray cell as one seed/planting position.</w:t>
       </w:r>
     </w:p>
     <w:p>
@@ -685,8 +831,9 @@
       </w:pPr>
       <w:r>
         <w:rPr>
+          <w:rFonts w:ascii="Times New Roman" w:hAnsi="Times New Roman" w:eastAsia="Times New Roman"/>
           <w:i/>
-          <w:sz w:val="22"/>
+          <w:sz w:val="24"/>
         </w:rPr>
         <w:t>Table 1. Second Trial treatment layout.</w:t>
       </w:r>
@@ -1224,9 +1371,15 @@
     </w:tbl>
     <w:p/>
     <w:p>
+      <w:pPr>
+        <w:jc w:val="both"/>
+      </w:pPr>
       <w:r>
-        <w:lastRenderedPageBreak/>
-        <w:t>The four combined treatment x environment groups were No Microbes Inside, No Microbes Outside, Microbes Inside, and Microbes Outside. Each combined group contained two trays. This group size is sufficient for descriptive comparison but not sufficient for strong inferential statistical claims.</w:t>
+        <w:rPr>
+          <w:rFonts w:ascii="Times New Roman" w:hAnsi="Times New Roman" w:eastAsia="Times New Roman"/>
+          <w:sz w:val="24"/>
+        </w:rPr>
+        <w:t>The four combined treatment x environment groups were No Microbes Inside, No Microbes Outside, Microbes Inside, and Microbes Outside. Each combined group contained two trays. This structure supports descriptive comparison of treatment patterns but does not support strong inferential statistical claims.</w:t>
       </w:r>
     </w:p>
     <w:p>
@@ -1242,8 +1395,15 @@
       </w:r>
     </w:p>
     <w:p>
+      <w:pPr>
+        <w:jc w:val="both"/>
+      </w:pPr>
       <w:r>
-        <w:t>The image-processing workflow was organised into numbered scripts. Each script produced a separate output folder so that intermediate results, reports, and quality-control files could be checked before continuing to the next stage.</w:t>
+        <w:rPr>
+          <w:rFonts w:ascii="Times New Roman" w:hAnsi="Times New Roman" w:eastAsia="Times New Roman"/>
+          <w:sz w:val="24"/>
+        </w:rPr>
+        <w:t>The image-processing workflow was organised into numbered scripts to keep the analysis reproducible and auditable. Each script produced a separate output folder, allowing intermediate outputs, overlays, reports, and quality-control files to be checked before continuing to the next stage.</w:t>
       </w:r>
     </w:p>
     <w:p>
@@ -1252,8 +1412,9 @@
       </w:pPr>
       <w:r>
         <w:rPr>
+          <w:rFonts w:ascii="Times New Roman" w:hAnsi="Times New Roman" w:eastAsia="Times New Roman"/>
           <w:i/>
-          <w:sz w:val="22"/>
+          <w:sz w:val="24"/>
         </w:rPr>
         <w:t>Table 2. Second Trial image-processing workflow.</w:t>
       </w:r>
@@ -1686,8 +1847,15 @@
       </w:r>
     </w:p>
     <w:p>
+      <w:pPr>
+        <w:jc w:val="both"/>
+      </w:pPr>
       <w:r>
-        <w:t>Raw images were cropped into tray-specific D/RGB and multispectral outputs. The cropping process used separate references for the D/RGB images and the multispectral images. This was necessary because RGB and multispectral images did not share exactly the same geometry. The F band was not used in the vegetation-index workflow.</w:t>
+        <w:rPr>
+          <w:rFonts w:ascii="Times New Roman" w:hAnsi="Times New Roman" w:eastAsia="Times New Roman"/>
+          <w:sz w:val="24"/>
+        </w:rPr>
+        <w:t>The raw images were cropped into tray-specific D/RGB and multispectral outputs. Separate references were used for the D/RGB images and the multispectral images because their crop geometries did not match exactly. The F preview band was excluded from quantitative vegetation-index calculations and was retained only as a visual preview source where relevant.</w:t>
       </w:r>
     </w:p>
     <w:p>
@@ -1703,8 +1871,15 @@
       </w:r>
     </w:p>
     <w:p>
+      <w:pPr>
+        <w:jc w:val="both"/>
+      </w:pPr>
       <w:r>
-        <w:t>The D/RGB workflow used a fixed 7 x 10 grid. The final analysis used square ownership zones rather than circular zones because seedlings can emerge slightly outside the cup area while still belonging to the original planting cell. The Script 03 RGB grid-detection run produced 48 automatic passes across the complete Second Trial D/RGB dataset.</w:t>
+        <w:rPr>
+          <w:rFonts w:ascii="Times New Roman" w:hAnsi="Times New Roman" w:eastAsia="Times New Roman"/>
+          <w:sz w:val="24"/>
+        </w:rPr>
+        <w:t>The D/RGB workflow used the known 7 x 10 tray layout. Square ownership zones were used instead of circular zones so that seedlings emerging slightly outside the visible cup rim would still be assigned to the correct planting cell. Script 03 produced 48 automatic passes across the complete Second Trial D/RGB dataset.</w:t>
       </w:r>
     </w:p>
     <w:p>
@@ -1721,8 +1896,15 @@
       </w:r>
     </w:p>
     <w:p>
+      <w:pPr>
+        <w:jc w:val="both"/>
+      </w:pPr>
       <w:r>
-        <w:t>Script 04 measured two related RGB indicators. The first indicator was raw current green evidence, which recorded whether green evidence was detected in a cell on a specific observation day. The second indicator was tracked visible emergence, where a cell remained counted as emerged after its first positive detection. This preserved both daily detection information and cumulative emergence status.</w:t>
+        <w:rPr>
+          <w:rFonts w:ascii="Times New Roman" w:hAnsi="Times New Roman" w:eastAsia="Times New Roman"/>
+          <w:sz w:val="24"/>
+        </w:rPr>
+        <w:t>Script 04 measured two related RGB indicators. Raw current green evidence recorded whether green pixels were detected in a cell on a specific observation day. Tracked visible emergence then retained cumulative emergence status, meaning that once a cell was detected as emerged it remained counted as emerged in later observations. This separation preserved both daily image evidence and cumulative emergence interpretation.</w:t>
       </w:r>
     </w:p>
     <w:p>
@@ -1738,34 +1920,63 @@
       </w:r>
     </w:p>
     <w:p>
+      <w:pPr>
+        <w:jc w:val="both"/>
+      </w:pPr>
       <w:r>
-        <w:t>The multispectral workflow used an independent 70-cell grid based on the MS_NIR band. This grid was then applied to the aligned MS_G, MS_R, MS_RE, and MS_NIR bands. The RGB grid was not transferred directly to the MS images because the crop geometry differed between the image groups.</w:t>
+        <w:rPr>
+          <w:rFonts w:ascii="Times New Roman" w:hAnsi="Times New Roman" w:eastAsia="Times New Roman"/>
+          <w:sz w:val="24"/>
+        </w:rPr>
+        <w:t>The multispectral workflow used an independent 70-cell grid fitted from the MS_NIR band. This grid was then applied to MS_G, MS_R, MS_RE, and MS_NIR images. I did not transfer the D/RGB grid directly to the multispectral images because the RGB and MS crop geometries differed, and direct coordinate transfer would have reduced the reliability of NDVI and NDRE measurements.</w:t>
       </w:r>
     </w:p>
     <w:p>
+      <w:pPr>
+        <w:jc w:val="both"/>
+      </w:pPr>
       <w:r>
+        <w:rPr>
+          <w:rFonts w:ascii="Times New Roman" w:hAnsi="Times New Roman" w:eastAsia="Times New Roman"/>
+          <w:sz w:val="24"/>
+        </w:rPr>
         <w:t>Relative NDVI and NDRE were calculated using the following formulas:</w:t>
       </w:r>
     </w:p>
     <w:p>
       <w:pPr>
-        <w:jc w:val="center"/>
+        <w:jc w:val="both"/>
       </w:pPr>
       <w:r>
+        <w:rPr>
+          <w:rFonts w:ascii="Times New Roman" w:hAnsi="Times New Roman" w:eastAsia="Times New Roman"/>
+          <w:sz w:val="24"/>
+        </w:rPr>
         <w:t>NDVI = (MS_NIR - MS_R) / (MS_NIR + MS_R)</w:t>
       </w:r>
     </w:p>
     <w:p>
       <w:pPr>
-        <w:jc w:val="center"/>
+        <w:jc w:val="both"/>
       </w:pPr>
       <w:r>
+        <w:rPr>
+          <w:rFonts w:ascii="Times New Roman" w:hAnsi="Times New Roman" w:eastAsia="Times New Roman"/>
+          <w:sz w:val="24"/>
+        </w:rPr>
         <w:t>NDRE = (MS_NIR - MS_RE) / (MS_NIR + MS_RE)</w:t>
       </w:r>
     </w:p>
     <w:p>
+      <w:pPr>
+        <w:jc w:val="both"/>
+      </w:pPr>
       <w:r>
-        <w:t>The values are described as relative image-derived vegetation indices. Unless the source multispectral imagery is confirmed to be calibrated reflectance data, the NDVI and NDRE values should be used for relative comparison within the same workflow rather than as absolute field-calibrated vegetation measurements.</w:t>
+        <w:rPr>
+          <w:rFonts w:ascii="Times New Roman" w:hAnsi="Times New Roman" w:eastAsia="Times New Roman"/>
+          <w:sz w:val="24"/>
+        </w:rPr>
+        <w:t>These values are reported as relative image-derived vegetation indices. Unless the original multispectral bands are confirmed to be calibrated reflectance products, the NDVI and NDRE values should be interpreted as relative comparisons within the same workflow rather than as absolute field-calibrated vegetation measurements.</w:t>
       </w:r>
     </w:p>
     <w:p>
@@ -1781,8 +1992,15 @@
       </w:r>
     </w:p>
     <w:p>
+      <w:pPr>
+        <w:jc w:val="both"/>
+      </w:pPr>
       <w:r>
-        <w:t>Script 09 combined RGB emergence, RGB green cover, NDVI, NDRE, and treatment mapping into one master synthesis table. Script 10 then collected the final report-ready outputs into a clean package containing figures, PDF reports, Excel workbooks, and CSV tables. The package manifest showed 24 copied files and no missing package files.</w:t>
+        <w:rPr>
+          <w:rFonts w:ascii="Times New Roman" w:hAnsi="Times New Roman" w:eastAsia="Times New Roman"/>
+          <w:sz w:val="24"/>
+        </w:rPr>
+        <w:t>Script 09 combined RGB emergence, RGB green cover, NDVI, NDRE, and tray-treatment mapping into one master synthesis table. Script 10 then collected the report-ready outputs into a clean package containing figures, PDF reports, Excel workbooks, and CSV summary tables. The final package manifest showed 24 copied files and no missing package files.</w:t>
       </w:r>
     </w:p>
     <w:p>
@@ -1798,8 +2016,15 @@
       </w:r>
     </w:p>
     <w:p>
+      <w:pPr>
+        <w:jc w:val="both"/>
+      </w:pPr>
       <w:r>
-        <w:t>The RGB analysis showed a clear increase in tracked visible emergence over time. The largest increase occurred during the Day 1 to Day 5 window, which was used as the continuous early growth period. Day 9 showed additional emergence but was treated as a follow-up observation.</w:t>
+        <w:rPr>
+          <w:rFonts w:ascii="Times New Roman" w:hAnsi="Times New Roman" w:eastAsia="Times New Roman"/>
+          <w:sz w:val="24"/>
+        </w:rPr>
+        <w:t>The RGB analysis showed a consistent increase in tracked visible emergence over time. The largest increase occurred during the Day 1 to Day 5 period, which was used as the continuous early growth window. Day 9 showed additional emergence and was interpreted as a follow-up observation.</w:t>
       </w:r>
     </w:p>
     <w:p>
@@ -1808,8 +2033,9 @@
       </w:pPr>
       <w:r>
         <w:rPr>
+          <w:rFonts w:ascii="Times New Roman" w:hAnsi="Times New Roman" w:eastAsia="Times New Roman"/>
           <w:i/>
-          <w:sz w:val="22"/>
+          <w:sz w:val="24"/>
         </w:rPr>
         <w:t>Table 3. Overall tracked emergence and RGB green-cover progression.</w:t>
       </w:r>
@@ -2485,7 +2711,9 @@
       </w:pPr>
       <w:r>
         <w:rPr>
+          <w:rFonts w:ascii="Times New Roman" w:hAnsi="Times New Roman" w:eastAsia="Times New Roman"/>
           <w:noProof/>
+          <w:sz w:val="24"/>
         </w:rPr>
         <w:drawing>
           <wp:inline distT="0" distB="0" distL="0" distR="0" wp14:anchorId="3C937C94" wp14:editId="011F0EF7">
@@ -2530,15 +2758,23 @@
       </w:pPr>
       <w:r>
         <w:rPr>
+          <w:rFonts w:ascii="Times New Roman" w:hAnsi="Times New Roman" w:eastAsia="Times New Roman"/>
           <w:i/>
-          <w:sz w:val="22"/>
+          <w:sz w:val="24"/>
         </w:rPr>
         <w:t>Figure 1. RGB tracked emergence trend by treatment.</w:t>
       </w:r>
     </w:p>
     <w:p>
+      <w:pPr>
+        <w:jc w:val="both"/>
+      </w:pPr>
       <w:r>
-        <w:t>Tracked visible emergence increased from 36.96% on Day 1 to 70.71% on Day 5. This represented an increase from 207 emerged cells to 396 emerged cells out of 560 total cells. By Day 9, emergence reached 74.29%, equivalent to 416 emerged cells. This pattern indicates that the first five observation days captured the main emergence period.</w:t>
+        <w:rPr>
+          <w:rFonts w:ascii="Times New Roman" w:hAnsi="Times New Roman" w:eastAsia="Times New Roman"/>
+          <w:sz w:val="24"/>
+        </w:rPr>
+        <w:t>Tracked visible emergence increased from 36.96% on Day 1 to 70.71% on Day 5. In cell counts, this represented an increase from 207 emerged cells to 396 emerged cells out of 560 total cells. By Day 9, 416 cells were tracked as emerged, equivalent to 74.29%. This indicates that the first five observation days captured most of the visible emergence process.</w:t>
       </w:r>
     </w:p>
     <w:p>
@@ -2547,7 +2783,9 @@
       </w:pPr>
       <w:r>
         <w:rPr>
+          <w:rFonts w:ascii="Times New Roman" w:hAnsi="Times New Roman" w:eastAsia="Times New Roman"/>
           <w:noProof/>
+          <w:sz w:val="24"/>
         </w:rPr>
         <w:drawing>
           <wp:inline distT="0" distB="0" distL="0" distR="0" wp14:anchorId="1F8DBB00" wp14:editId="1B4BBB5B">
@@ -2592,16 +2830,23 @@
       </w:pPr>
       <w:r>
         <w:rPr>
+          <w:rFonts w:ascii="Times New Roman" w:hAnsi="Times New Roman" w:eastAsia="Times New Roman"/>
           <w:i/>
-          <w:sz w:val="22"/>
+          <w:sz w:val="24"/>
         </w:rPr>
         <w:t>Figure 2. RGB green-cover trend by Microbes versus No Microbes treatment.</w:t>
       </w:r>
     </w:p>
     <w:p>
+      <w:pPr>
+        <w:jc w:val="both"/>
+      </w:pPr>
       <w:r>
-        <w:lastRenderedPageBreak/>
-        <w:t>At the treatment level, Microbes trays reached a mean Day 5 tracked emergence of 72.86%, compared with 68.57% for No Microbes trays. Microbes trays also showed a higher mean Day 5 RGB green-cover proxy (1.949%) than No Microbes trays (1.461%).</w:t>
+        <w:rPr>
+          <w:rFonts w:ascii="Times New Roman" w:hAnsi="Times New Roman" w:eastAsia="Times New Roman"/>
+          <w:sz w:val="24"/>
+        </w:rPr>
+        <w:t>At the broad treatment level, Microbes trays reached a mean Day 5 tracked emergence of 72.86%, compared with 68.57% for No Microbes trays. Microbes trays also recorded a higher mean Day 5 RGB green-cover proxy (1.949%) than No Microbes trays (1.461%).</w:t>
       </w:r>
     </w:p>
     <w:p>
@@ -2610,7 +2855,9 @@
       </w:pPr>
       <w:r>
         <w:rPr>
+          <w:rFonts w:ascii="Times New Roman" w:hAnsi="Times New Roman" w:eastAsia="Times New Roman"/>
           <w:noProof/>
+          <w:sz w:val="24"/>
         </w:rPr>
         <w:drawing>
           <wp:inline distT="0" distB="0" distL="0" distR="0" wp14:anchorId="435F548F" wp14:editId="3B3BC083">
@@ -2655,15 +2902,23 @@
       </w:pPr>
       <w:r>
         <w:rPr>
+          <w:rFonts w:ascii="Times New Roman" w:hAnsi="Times New Roman" w:eastAsia="Times New Roman"/>
           <w:i/>
-          <w:sz w:val="22"/>
+          <w:sz w:val="24"/>
         </w:rPr>
         <w:t>Figure 3. RGB green-cover trend by treatment x environment group.</w:t>
       </w:r>
     </w:p>
     <w:p>
+      <w:pPr>
+        <w:jc w:val="both"/>
+      </w:pPr>
       <w:r>
-        <w:t>The interaction-level RGB results were more informative than the broad treatment comparison. Microbes Inside reached a mean Day 5 emergence of 92.14% and a mean Day 5 RGB green-cover proxy of 3.223%. This was higher than the other treatment x environment groups. In contrast, Microbes Outside had the lowest Day 5 emergence (53.57%) and the lowest mean overall score.</w:t>
+        <w:rPr>
+          <w:rFonts w:ascii="Times New Roman" w:hAnsi="Times New Roman" w:eastAsia="Times New Roman"/>
+          <w:sz w:val="24"/>
+        </w:rPr>
+        <w:t>The interaction-level RGB results were more informative than the broad treatment comparison. Microbes Inside reached a mean Day 5 emergence of 92.14% and a mean Day 5 RGB green-cover proxy of 3.223%, which were higher than the other treatment x environment groups. In contrast, Microbes Outside had the lowest Day 5 emergence (53.57%) and the weakest overall performance.</w:t>
       </w:r>
     </w:p>
     <w:p>
@@ -2672,8 +2927,9 @@
       </w:pPr>
       <w:r>
         <w:rPr>
+          <w:rFonts w:ascii="Times New Roman" w:hAnsi="Times New Roman" w:eastAsia="Times New Roman"/>
           <w:i/>
-          <w:sz w:val="22"/>
+          <w:sz w:val="24"/>
         </w:rPr>
         <w:t>Table 4. Day 9 tracked emergence by tray.</w:t>
       </w:r>
@@ -3367,12 +3623,15 @@
     </w:tbl>
     <w:p/>
     <w:p>
+      <w:pPr>
+        <w:jc w:val="both"/>
+      </w:pPr>
       <w:r>
-        <w:t xml:space="preserve">At Day 9, the strongest individual trays by visible emergence were Tray 5 and Tray 8, both belonging to the Microbes Inside group. Tray 5 reached 68 emerged cells out of 70 and Tray </w:t>
-      </w:r>
-      <w:r>
-        <w:lastRenderedPageBreak/>
-        <w:t>8 reached 63 emerged cells out of 70. This confirms that the Microbes Inside group performed strongly in visible emergence.</w:t>
+        <w:rPr>
+          <w:rFonts w:ascii="Times New Roman" w:hAnsi="Times New Roman" w:eastAsia="Times New Roman"/>
+          <w:sz w:val="24"/>
+        </w:rPr>
+        <w:t>At Day 9, the strongest individual trays by visible emergence were Tray 5 and Tray 8, both in the Microbes Inside group. Tray 5 reached 68 emerged cells out of 70, and Tray 8 reached 63 emerged cells out of 70. This supports the conclusion that the Microbes Inside group performed strongly in visible emergence.</w:t>
       </w:r>
     </w:p>
     <w:p>
@@ -3388,8 +3647,15 @@
       </w:r>
     </w:p>
     <w:p>
+      <w:pPr>
+        <w:jc w:val="both"/>
+      </w:pPr>
       <w:r>
-        <w:t>The multispectral workflow calculated relative NDVI and NDRE for each tray using Script 07. These values provided a second evidence stream to support or challenge the visible RGB interpretation. The MS analysis included one missing accepted Day/Tray record in the intermediate daily data: Tray 2, Day 3. However, the key Day 1, Day 5, and Day 9 metrics used in the final synthesis were available for the final tray-level summary.</w:t>
+        <w:rPr>
+          <w:rFonts w:ascii="Times New Roman" w:hAnsi="Times New Roman" w:eastAsia="Times New Roman"/>
+          <w:sz w:val="24"/>
+        </w:rPr>
+        <w:t>The multispectral workflow calculated relative NDVI and NDRE for each tray using Script 07. These values provided a second evidence stream that could either support or qualify the visible RGB interpretation. One intermediate daily MS record was missing from the accepted dataset: Tray 2, Day 3. However, the key Day 1, Day 5, and Day 9 metrics used in the final tray-level synthesis were available.</w:t>
       </w:r>
     </w:p>
     <w:p>
@@ -3398,8 +3664,9 @@
       </w:pPr>
       <w:r>
         <w:rPr>
+          <w:rFonts w:ascii="Times New Roman" w:hAnsi="Times New Roman" w:eastAsia="Times New Roman"/>
           <w:i/>
-          <w:sz w:val="22"/>
+          <w:sz w:val="24"/>
         </w:rPr>
         <w:t>Table 5. Treatment-level multispectral and synthesis indicators.</w:t>
       </w:r>
@@ -3768,7 +4035,9 @@
       </w:pPr>
       <w:r>
         <w:rPr>
+          <w:rFonts w:ascii="Times New Roman" w:hAnsi="Times New Roman" w:eastAsia="Times New Roman"/>
           <w:noProof/>
+          <w:sz w:val="24"/>
         </w:rPr>
         <w:drawing>
           <wp:inline distT="0" distB="0" distL="0" distR="0" wp14:anchorId="7E55398D" wp14:editId="268DDFDE">
@@ -3813,8 +4082,9 @@
       </w:pPr>
       <w:r>
         <w:rPr>
+          <w:rFonts w:ascii="Times New Roman" w:hAnsi="Times New Roman" w:eastAsia="Times New Roman"/>
           <w:i/>
-          <w:sz w:val="22"/>
+          <w:sz w:val="24"/>
         </w:rPr>
         <w:t>Figure 4. Relative NDVI trend for Microbes versus No Microbes.</w:t>
       </w:r>
@@ -3825,7 +4095,9 @@
       </w:pPr>
       <w:r>
         <w:rPr>
+          <w:rFonts w:ascii="Times New Roman" w:hAnsi="Times New Roman" w:eastAsia="Times New Roman"/>
           <w:noProof/>
+          <w:sz w:val="24"/>
         </w:rPr>
         <w:lastRenderedPageBreak/>
         <w:drawing>
@@ -3871,15 +4143,23 @@
       </w:pPr>
       <w:r>
         <w:rPr>
+          <w:rFonts w:ascii="Times New Roman" w:hAnsi="Times New Roman" w:eastAsia="Times New Roman"/>
           <w:i/>
-          <w:sz w:val="22"/>
+          <w:sz w:val="24"/>
         </w:rPr>
         <w:t>Figure 5. Relative NDRE trend for Microbes versus No Microbes.</w:t>
       </w:r>
     </w:p>
     <w:p>
+      <w:pPr>
+        <w:jc w:val="both"/>
+      </w:pPr>
       <w:r>
-        <w:t>At the broad treatment level, No Microbes had a higher mean Day 5 NDVI (0.2977) than Microbes (0.2899). In contrast, Microbes had a less negative and therefore higher Day 5 NDRE (-0.0637) than No Microbes (-0.0689). These mixed spectral patterns show why the multispectral outputs should be interpreted together with the RGB results rather than in isolation.</w:t>
+        <w:rPr>
+          <w:rFonts w:ascii="Times New Roman" w:hAnsi="Times New Roman" w:eastAsia="Times New Roman"/>
+          <w:sz w:val="24"/>
+        </w:rPr>
+        <w:t>At the broad treatment level, No Microbes recorded a higher mean Day 5 NDVI (0.2977) than Microbes (0.2899). In contrast, Microbes recorded a less negative, and therefore higher, Day 5 NDRE (-0.0637) than No Microbes (-0.0689). These mixed spectral patterns show why the multispectral results should be interpreted together with the RGB results rather than in isolation.</w:t>
       </w:r>
     </w:p>
     <w:p>
@@ -3888,7 +4168,9 @@
       </w:pPr>
       <w:r>
         <w:rPr>
+          <w:rFonts w:ascii="Times New Roman" w:hAnsi="Times New Roman" w:eastAsia="Times New Roman"/>
           <w:noProof/>
+          <w:sz w:val="24"/>
         </w:rPr>
         <w:drawing>
           <wp:inline distT="0" distB="0" distL="0" distR="0" wp14:anchorId="4C24772B" wp14:editId="2DFC8962">
@@ -3933,8 +4215,9 @@
       </w:pPr>
       <w:r>
         <w:rPr>
+          <w:rFonts w:ascii="Times New Roman" w:hAnsi="Times New Roman" w:eastAsia="Times New Roman"/>
           <w:i/>
-          <w:sz w:val="22"/>
+          <w:sz w:val="24"/>
         </w:rPr>
         <w:t>Figure 6. Relative NDVI by treatment x environment group.</w:t>
       </w:r>
@@ -3945,7 +4228,9 @@
       </w:pPr>
       <w:r>
         <w:rPr>
+          <w:rFonts w:ascii="Times New Roman" w:hAnsi="Times New Roman" w:eastAsia="Times New Roman"/>
           <w:noProof/>
+          <w:sz w:val="24"/>
         </w:rPr>
         <w:lastRenderedPageBreak/>
         <w:drawing>
@@ -3991,15 +4276,23 @@
       </w:pPr>
       <w:r>
         <w:rPr>
+          <w:rFonts w:ascii="Times New Roman" w:hAnsi="Times New Roman" w:eastAsia="Times New Roman"/>
           <w:i/>
-          <w:sz w:val="22"/>
+          <w:sz w:val="24"/>
         </w:rPr>
         <w:t>Figure 7. Relative NDRE by treatment x environment group.</w:t>
       </w:r>
     </w:p>
     <w:p>
+      <w:pPr>
+        <w:jc w:val="both"/>
+      </w:pPr>
       <w:r>
-        <w:t>At the interaction level, Microbes Inside recorded the highest mean Day 5 NDVI among the combined groups (0.2997 and the highest mean Day 5 NDRE (-0.0572). The Microbes Outside group showed the weakest combined performance, including lower Day 5 NDVI (0.2801) and lower overall score. This supports the interpretation that placement condition strongly affected the microbial treatment response.</w:t>
+        <w:rPr>
+          <w:rFonts w:ascii="Times New Roman" w:hAnsi="Times New Roman" w:eastAsia="Times New Roman"/>
+          <w:sz w:val="24"/>
+        </w:rPr>
+        <w:t>At the interaction level, Microbes Inside recorded the highest mean Day 5 NDVI among the combined groups (0.2997) and the highest mean Day 5 NDRE (-0.0572). The Microbes Outside group showed the weakest combined performance, including lower Day 5 NDVI (0.2801) and a lower overall score. This supports the interpretation that placement condition strongly affected the microbial-treatment response.</w:t>
       </w:r>
     </w:p>
     <w:p>
@@ -4015,8 +4308,15 @@
       </w:r>
     </w:p>
     <w:p>
+      <w:pPr>
+        <w:jc w:val="both"/>
+      </w:pPr>
       <w:r>
-        <w:t>The final synthesis combined RGB and multispectral metrics into one master summary table. The overall observed performance score was calculated descriptively by min-max normalising selected indicators across trays and then averaging available component scores. The score included Day 5 tracked emergence, Day 5 RGB green cover, Day 5 NDVI, Day 5 NDRE, Day 1 to Day 5 green-cover rate, Day 1 to Day 5 NDVI rate, and Day 1 to Day 5 NDRE rate.</w:t>
+        <w:rPr>
+          <w:rFonts w:ascii="Times New Roman" w:hAnsi="Times New Roman" w:eastAsia="Times New Roman"/>
+          <w:sz w:val="24"/>
+        </w:rPr>
+        <w:t>The final synthesis combined RGB and multispectral metrics into one master summary table. The overall observed performance score was calculated descriptively by min-max normalising selected indicators across trays and averaging the available component scores. The score included Day 5 tracked emergence, Day 5 RGB green cover, Day 5 NDVI, Day 5 NDRE, Day 1 to Day 5 green-cover rate, Day 1 to Day 5 NDVI rate, and Day 1 to Day 5 NDRE rate.</w:t>
       </w:r>
     </w:p>
     <w:p>
@@ -4025,8 +4325,9 @@
       </w:pPr>
       <w:r>
         <w:rPr>
+          <w:rFonts w:ascii="Times New Roman" w:hAnsi="Times New Roman" w:eastAsia="Times New Roman"/>
           <w:i/>
-          <w:sz w:val="22"/>
+          <w:sz w:val="24"/>
         </w:rPr>
         <w:t>Table 6. Final tray ranking from the Second Trial synthesis.</w:t>
       </w:r>
@@ -5357,7 +5658,9 @@
       </w:pPr>
       <w:r>
         <w:rPr>
+          <w:rFonts w:ascii="Times New Roman" w:hAnsi="Times New Roman" w:eastAsia="Times New Roman"/>
           <w:noProof/>
+          <w:sz w:val="24"/>
         </w:rPr>
         <w:drawing>
           <wp:inline distT="0" distB="0" distL="0" distR="0" wp14:anchorId="610A43D0" wp14:editId="61D85E6C">
@@ -5402,8 +5705,9 @@
       </w:pPr>
       <w:r>
         <w:rPr>
+          <w:rFonts w:ascii="Times New Roman" w:hAnsi="Times New Roman" w:eastAsia="Times New Roman"/>
           <w:i/>
-          <w:sz w:val="22"/>
+          <w:sz w:val="24"/>
         </w:rPr>
         <w:t>Figure 8. Final tray performance ranking by overall observed score.</w:t>
       </w:r>
@@ -5414,8 +5718,9 @@
       </w:pPr>
       <w:r>
         <w:rPr>
+          <w:rFonts w:ascii="Times New Roman" w:hAnsi="Times New Roman" w:eastAsia="Times New Roman"/>
           <w:i/>
-          <w:sz w:val="22"/>
+          <w:sz w:val="24"/>
         </w:rPr>
         <w:t>Table 7. Final treatment x environment group summary.</w:t>
       </w:r>
@@ -6174,7 +6479,9 @@
       </w:pPr>
       <w:r>
         <w:rPr>
+          <w:rFonts w:ascii="Times New Roman" w:hAnsi="Times New Roman" w:eastAsia="Times New Roman"/>
           <w:noProof/>
+          <w:sz w:val="24"/>
         </w:rPr>
         <w:lastRenderedPageBreak/>
         <w:drawing>
@@ -6220,20 +6527,35 @@
       </w:pPr>
       <w:r>
         <w:rPr>
+          <w:rFonts w:ascii="Times New Roman" w:hAnsi="Times New Roman" w:eastAsia="Times New Roman"/>
           <w:i/>
-          <w:sz w:val="22"/>
+          <w:sz w:val="24"/>
         </w:rPr>
         <w:t>Figure 9. Final treatment x environment group ranking.</w:t>
       </w:r>
     </w:p>
     <w:p>
+      <w:pPr>
+        <w:jc w:val="both"/>
+      </w:pPr>
       <w:r>
-        <w:t>The final ranking clearly identified Microbes | Inside as the strongest treatment x environment group. This group achieved a mean overall score of 81.21, a mean Day 5 emergence of 92.14%, a mean Day 5 RGB green-cover proxy of 3.223%, a mean Day 5 NDVI of 0.2997, and a mean Day 5 NDRE of -0.0572.</w:t>
+        <w:rPr>
+          <w:rFonts w:ascii="Times New Roman" w:hAnsi="Times New Roman" w:eastAsia="Times New Roman"/>
+          <w:sz w:val="24"/>
+        </w:rPr>
+        <w:t>The final ranking identified Microbes | Inside as the strongest treatment x environment group. This group achieved a mean overall score of 81.21, a mean Day 5 emergence of 92.14%, a mean Day 5 RGB green-cover proxy of 3.223%, a mean Day 5 NDVI of 0.2997, and a mean Day 5 NDRE of -0.0572.</w:t>
       </w:r>
     </w:p>
     <w:p>
+      <w:pPr>
+        <w:jc w:val="both"/>
+      </w:pPr>
       <w:r>
-        <w:t>The highest ranked individual tray was Tray 8, a Microbes Inside tray, with an overall observed performance score of 85.41. The second ranked tray was Tray 5, also Microbes Inside, with a score of 77.01. This provides strong descriptive evidence that the Microbes Inside condition produced the most favourable combined image-derived response in this trial.</w:t>
+        <w:rPr>
+          <w:rFonts w:ascii="Times New Roman" w:hAnsi="Times New Roman" w:eastAsia="Times New Roman"/>
+          <w:sz w:val="24"/>
+        </w:rPr>
+        <w:t>The highest ranked individual tray was Tray 8, a Microbes Inside tray, with an overall observed performance score of 85.41. The second ranked tray was Tray 5, also Microbes Inside, with a score of 77.01. These results provide strong descriptive evidence that the Microbes Inside condition produced the most favourable combined image-derived response in this trial.</w:t>
       </w:r>
     </w:p>
     <w:p>
@@ -6242,7 +6564,9 @@
       </w:pPr>
       <w:r>
         <w:rPr>
+          <w:rFonts w:ascii="Times New Roman" w:hAnsi="Times New Roman" w:eastAsia="Times New Roman"/>
           <w:noProof/>
+          <w:sz w:val="24"/>
         </w:rPr>
         <w:drawing>
           <wp:inline distT="0" distB="0" distL="0" distR="0" wp14:anchorId="1D88F717" wp14:editId="2A7BE6D4">
@@ -6287,8 +6611,9 @@
       </w:pPr>
       <w:r>
         <w:rPr>
+          <w:rFonts w:ascii="Times New Roman" w:hAnsi="Times New Roman" w:eastAsia="Times New Roman"/>
           <w:i/>
-          <w:sz w:val="22"/>
+          <w:sz w:val="24"/>
         </w:rPr>
         <w:t>Figure 10. Treatment x environment heatmap of normalised summary indicators.</w:t>
       </w:r>
@@ -6307,8 +6632,15 @@
       </w:r>
     </w:p>
     <w:p>
+      <w:pPr>
+        <w:jc w:val="both"/>
+      </w:pPr>
       <w:r>
-        <w:t>The final synthesis also compared RGB green-cover values with multispectral indices. This comparison was important because RGB and multispectral imagery measure related but different aspects of vegetation response. RGB green cover primarily indicates visible canopy area, while NDVI and NDRE respond to spectral differences between vegetation and background materials.</w:t>
+        <w:rPr>
+          <w:rFonts w:ascii="Times New Roman" w:hAnsi="Times New Roman" w:eastAsia="Times New Roman"/>
+          <w:sz w:val="24"/>
+        </w:rPr>
+        <w:t>The final synthesis also compared RGB green-cover values with multispectral indices. This comparison was important because RGB and multispectral imagery measure related but not identical aspects of vegetation response. RGB green cover primarily represents visible canopy area, while NDVI and NDRE respond to spectral differences between vegetation and background materials.</w:t>
       </w:r>
     </w:p>
     <w:p>
@@ -6317,7 +6649,9 @@
       </w:pPr>
       <w:r>
         <w:rPr>
+          <w:rFonts w:ascii="Times New Roman" w:hAnsi="Times New Roman" w:eastAsia="Times New Roman"/>
           <w:noProof/>
+          <w:sz w:val="24"/>
         </w:rPr>
         <w:drawing>
           <wp:inline distT="0" distB="0" distL="0" distR="0" wp14:anchorId="6E5312B4" wp14:editId="04016C5F">
@@ -6362,8 +6696,9 @@
       </w:pPr>
       <w:r>
         <w:rPr>
+          <w:rFonts w:ascii="Times New Roman" w:hAnsi="Times New Roman" w:eastAsia="Times New Roman"/>
           <w:i/>
-          <w:sz w:val="22"/>
+          <w:sz w:val="24"/>
         </w:rPr>
         <w:t>Figure 11. Day 5 RGB green cover versus relative NDVI.</w:t>
       </w:r>
@@ -6374,7 +6709,9 @@
       </w:pPr>
       <w:r>
         <w:rPr>
+          <w:rFonts w:ascii="Times New Roman" w:hAnsi="Times New Roman" w:eastAsia="Times New Roman"/>
           <w:noProof/>
+          <w:sz w:val="24"/>
         </w:rPr>
         <w:lastRenderedPageBreak/>
         <w:drawing>
@@ -6420,15 +6757,23 @@
       </w:pPr>
       <w:r>
         <w:rPr>
+          <w:rFonts w:ascii="Times New Roman" w:hAnsi="Times New Roman" w:eastAsia="Times New Roman"/>
           <w:i/>
-          <w:sz w:val="22"/>
+          <w:sz w:val="24"/>
         </w:rPr>
         <w:t>Figure 12. Day 5 RGB green cover versus relative NDRE.</w:t>
       </w:r>
     </w:p>
     <w:p>
+      <w:pPr>
+        <w:jc w:val="both"/>
+      </w:pPr>
       <w:r>
-        <w:t>The RGB and multispectral evidence did not always move identically. This is expected because visible green cover and spectral vegetation response are not identical measurements. However, the combined results still identified Microbes Inside as the strongest overall group because it performed well across the most important visible and spectral indicators.</w:t>
+        <w:rPr>
+          <w:rFonts w:ascii="Times New Roman" w:hAnsi="Times New Roman" w:eastAsia="Times New Roman"/>
+          <w:sz w:val="24"/>
+        </w:rPr>
+        <w:t>The RGB and multispectral evidence did not always move identically, which was expected because visible green cover and spectral vegetation response are different measurements. However, when the evidence streams were combined, Microbes Inside remained the strongest overall group because it performed well across the most important visible and spectral indicators.</w:t>
       </w:r>
     </w:p>
     <w:p>
@@ -6444,29 +6789,63 @@
       </w:r>
     </w:p>
     <w:p>
+      <w:pPr>
+        <w:jc w:val="both"/>
+      </w:pPr>
       <w:r>
-        <w:t>The Second Trial results show that treatment response depended strongly on both microbial treatment and placement environment. Microbes Inside was the strongest combined group, while Microbes Outside was the weakest. This pattern suggests that the microbial treatment was not uniformly beneficial across all placement conditions; rather, its effect appeared favourable when combined with the inside placement condition.</w:t>
+        <w:rPr>
+          <w:rFonts w:ascii="Times New Roman" w:hAnsi="Times New Roman" w:eastAsia="Times New Roman"/>
+          <w:sz w:val="24"/>
+        </w:rPr>
+        <w:t>The Second Trial results indicate that treatment response depended on both microbial treatment and placement environment. Microbes Inside was the strongest combined group, while Microbes Outside was the weakest. This pattern suggests that the microbial treatment was not uniformly beneficial across all placement conditions; instead, its strongest observed effect occurred under the inside placement condition.</w:t>
       </w:r>
     </w:p>
     <w:p>
+      <w:pPr>
+        <w:jc w:val="both"/>
+      </w:pPr>
       <w:r>
-        <w:t>The RGB results provided the clearest evidence of growth differences. Microbes Inside had the highest Day 5 emergence, highest Day 5 RGB green-cover proxy, and the strongest RGB green-cover growth rate. These visible growth indicators are important because they directly reflect the visible establishment of seedlings in the tray cells.</w:t>
+        <w:rPr>
+          <w:rFonts w:ascii="Times New Roman" w:hAnsi="Times New Roman" w:eastAsia="Times New Roman"/>
+          <w:sz w:val="24"/>
+        </w:rPr>
+        <w:t>The RGB results provided the clearest evidence of visible growth differences. Microbes Inside had the highest Day 5 emergence, the highest Day 5 RGB green-cover proxy, and the strongest RGB green-cover development. These indicators are important because they directly reflect visible seedling establishment within the tray cells.</w:t>
       </w:r>
     </w:p>
     <w:p>
+      <w:pPr>
+        <w:jc w:val="both"/>
+      </w:pPr>
       <w:r>
-        <w:t>The multispectral results were more mixed at the broad treatment level. No Microbes had a slightly higher broad Day 5 NDVI than Microbes, while Microbes had a stronger Day 5 NDRE. At the interaction level, however, Microbes Inside showed strong multispectral performance and also achieved the best combined overall score. This confirms the value of analysing the four treatment x environment groups rather than relying only on the broad Microbes versus No Microbes comparison.</w:t>
+        <w:rPr>
+          <w:rFonts w:ascii="Times New Roman" w:hAnsi="Times New Roman" w:eastAsia="Times New Roman"/>
+          <w:sz w:val="24"/>
+        </w:rPr>
+        <w:t>The multispectral results were more mixed at the broad treatment level. No Microbes had a slightly higher broad Day 5 NDVI than Microbes, while Microbes had a stronger Day 5 NDRE. At the interaction level, however, Microbes Inside showed strong multispectral performance and also achieved the best combined overall score. This confirms the importance of analysing the four treatment x environment groups rather than relying only on the broad Microbes versus No Microbes comparison.</w:t>
       </w:r>
     </w:p>
     <w:p>
+      <w:pPr>
+        <w:jc w:val="both"/>
+      </w:pPr>
       <w:r>
-        <w:lastRenderedPageBreak/>
-        <w:t>A key outcome of the workflow was the creation of a repeatable analysis structure. Separate grid detection for RGB and multispectral images was necessary because the image geometries differed. The final workflow avoided transferring D/RGB coordinates directly to MS images and instead generated independent multispectral cell zones. This improved the reliability of the NDVI and NDRE calculations.</w:t>
+        <w:rPr>
+          <w:rFonts w:ascii="Times New Roman" w:hAnsi="Times New Roman" w:eastAsia="Times New Roman"/>
+          <w:sz w:val="24"/>
+        </w:rPr>
+        <w:t>A key outcome of the work was the development of a repeatable analysis structure. Separate grid detection for RGB and multispectral images was necessary because their image geometries differed. The final workflow avoided transferring D/RGB coordinates directly to MS images and instead generated independent multispectral cell zones, which improved the reliability of the NDVI and NDRE calculations.</w:t>
       </w:r>
     </w:p>
     <w:p>
+      <w:pPr>
+        <w:jc w:val="both"/>
+      </w:pPr>
       <w:r>
-        <w:t>Overall, the Second Trial produced a coherent descriptive result: Microbes Inside was the strongest group, No Microbes Inside also performed reasonably well, No Microbes Outside was weaker, and Microbes Outside was the weakest. This indicates that the relationship between microbes and placement environment should be considered in future trials.</w:t>
+        <w:rPr>
+          <w:rFonts w:ascii="Times New Roman" w:hAnsi="Times New Roman" w:eastAsia="Times New Roman"/>
+          <w:sz w:val="24"/>
+        </w:rPr>
+        <w:t>Overall, the Second Trial produced a coherent descriptive result: Microbes Inside was the strongest group, No Microbes Inside also performed reasonably well, No Microbes Outside was weaker, and Microbes Outside was the weakest. This indicates that the relationship between microbial treatment and placement environment should be considered carefully in future trials.</w:t>
       </w:r>
     </w:p>
     <w:p>
@@ -6482,61 +6861,105 @@
       </w:r>
     </w:p>
     <w:p>
+      <w:pPr>
+        <w:jc w:val="both"/>
+      </w:pPr>
       <w:r>
-        <w:t>Several limitations must be considered when interpreting the results.</w:t>
+        <w:rPr>
+          <w:rFonts w:ascii="Times New Roman" w:hAnsi="Times New Roman" w:eastAsia="Times New Roman"/>
+          <w:sz w:val="24"/>
+        </w:rPr>
+        <w:t>The following limitations should be considered when interpreting the results.</w:t>
       </w:r>
     </w:p>
     <w:p>
       <w:pPr>
         <w:pStyle w:val="ListBullet"/>
+        <w:jc w:val="both"/>
       </w:pPr>
       <w:r>
+        <w:rPr>
+          <w:rFonts w:ascii="Times New Roman" w:hAnsi="Times New Roman" w:eastAsia="Times New Roman"/>
+          <w:sz w:val="24"/>
+        </w:rPr>
         <w:t>The results are image-derived indicators rather than direct biological measurements such as biomass, root length, or laboratory chlorophyll concentration.</w:t>
       </w:r>
     </w:p>
     <w:p>
       <w:pPr>
         <w:pStyle w:val="ListBullet"/>
+        <w:jc w:val="both"/>
       </w:pPr>
       <w:r>
+        <w:rPr>
+          <w:rFonts w:ascii="Times New Roman" w:hAnsi="Times New Roman" w:eastAsia="Times New Roman"/>
+          <w:sz w:val="24"/>
+        </w:rPr>
         <w:t>The NDVI and NDRE values should be treated as relative image-derived vegetation indices unless the original multispectral bands are confirmed as calibrated reflectance products.</w:t>
       </w:r>
     </w:p>
     <w:p>
       <w:pPr>
         <w:pStyle w:val="ListBullet"/>
+        <w:jc w:val="both"/>
       </w:pPr>
       <w:r>
+        <w:rPr>
+          <w:rFonts w:ascii="Times New Roman" w:hAnsi="Times New Roman" w:eastAsia="Times New Roman"/>
+          <w:sz w:val="24"/>
+        </w:rPr>
         <w:t>Each treatment x environment group contained only two trays, so the results support descriptive comparison rather than formal statistical proof.</w:t>
       </w:r>
     </w:p>
     <w:p>
       <w:pPr>
         <w:pStyle w:val="ListBullet"/>
+        <w:jc w:val="both"/>
       </w:pPr>
       <w:r>
+        <w:rPr>
+          <w:rFonts w:ascii="Times New Roman" w:hAnsi="Times New Roman" w:eastAsia="Times New Roman"/>
+          <w:sz w:val="24"/>
+        </w:rPr>
         <w:t>Image-processing outputs can be affected by crop quality, lighting, tray alignment, and the accuracy of the cell-grid detection.</w:t>
       </w:r>
     </w:p>
     <w:p>
       <w:pPr>
         <w:pStyle w:val="ListBullet"/>
+        <w:jc w:val="both"/>
       </w:pPr>
       <w:r>
+        <w:rPr>
+          <w:rFonts w:ascii="Times New Roman" w:hAnsi="Times New Roman" w:eastAsia="Times New Roman"/>
+          <w:sz w:val="24"/>
+        </w:rPr>
         <w:t>Day 9 was a later follow-up observation rather than a regular daily interval after Day 5, so growth rates were calculated only for the Day 1 to Day 5 window.</w:t>
       </w:r>
     </w:p>
     <w:p>
       <w:pPr>
         <w:pStyle w:val="ListBullet"/>
+        <w:jc w:val="both"/>
       </w:pPr>
       <w:r>
+        <w:rPr>
+          <w:rFonts w:ascii="Times New Roman" w:hAnsi="Times New Roman" w:eastAsia="Times New Roman"/>
+          <w:sz w:val="24"/>
+        </w:rPr>
         <w:t>One intermediate multispectral Day/Tray record was missing from the accepted daily MS dataset, although the key final tray-level metrics used in the synthesis were available.</w:t>
       </w:r>
     </w:p>
     <w:p>
+      <w:pPr>
+        <w:jc w:val="both"/>
+      </w:pPr>
       <w:r>
-        <w:t>These limitations do not invalidate the workflow. Instead, they define the appropriate interpretation: the Second Trial results should be used as structured descriptive evidence and as a reproducible image-analysis workflow that can be expanded with additional trials and replication.</w:t>
+        <w:rPr>
+          <w:rFonts w:ascii="Times New Roman" w:hAnsi="Times New Roman" w:eastAsia="Times New Roman"/>
+          <w:sz w:val="24"/>
+        </w:rPr>
+        <w:t>These limitations do not invalidate the workflow. Instead, they define the appropriate interpretation of the findings. The Second Trial results should be used as structured descriptive evidence and as a reproducible image-analysis workflow that can be expanded with additional trials and increased replication.</w:t>
       </w:r>
     </w:p>
     <w:p>
@@ -6552,22 +6975,39 @@
       </w:r>
     </w:p>
     <w:p>
+      <w:pPr>
+        <w:jc w:val="both"/>
+      </w:pPr>
       <w:r>
-        <w:t>The Second Trial image-analysis workflow was successfully completed. The workflow processed D/RGB and multispectral imagery, detected the fixed 70-cell tray structure, measured visible emergence and RGB green cover, calculated relative NDVI and NDRE, compared treatment groups, and produced a final report-ready synthesis package.</w:t>
+        <w:rPr>
+          <w:rFonts w:ascii="Times New Roman" w:hAnsi="Times New Roman" w:eastAsia="Times New Roman"/>
+          <w:sz w:val="24"/>
+        </w:rPr>
+        <w:t>The Second Trial image-analysis workflow was completed successfully. The workflow processed D/RGB and multispectral imagery, detected the fixed 70-cell tray structure, measured visible emergence and RGB green cover, calculated relative NDVI and NDRE, compared treatment groups, and produced a final report-ready synthesis package.</w:t>
       </w:r>
     </w:p>
     <w:p>
+      <w:pPr>
+        <w:jc w:val="both"/>
+      </w:pPr>
       <w:r>
+        <w:rPr>
+          <w:rFonts w:ascii="Times New Roman" w:hAnsi="Times New Roman" w:eastAsia="Times New Roman"/>
+          <w:sz w:val="24"/>
+        </w:rPr>
         <w:t>Visible emergence increased from 36.96% on Day 1 to 70.71% on Day 5 and reached 74.29% by Day 9. The strongest individual trays were Tray 8 and Tray 5, both in the Microbes Inside group. The strongest combined treatment x environment group was Microbes | Inside, with a mean overall score of 81.21.</w:t>
       </w:r>
     </w:p>
     <w:p>
+      <w:pPr>
+        <w:jc w:val="both"/>
+      </w:pPr>
       <w:r>
-        <w:t xml:space="preserve">The main conclusion is that Microbes Inside showed the strongest observed performance in the Second Trial. However, Microbes Outside performed poorly, so the broad microbial </w:t>
-      </w:r>
-      <w:r>
-        <w:lastRenderedPageBreak/>
-        <w:t>treatment result should be interpreted carefully. The trial suggests that placement condition may be critical for the effectiveness of microbial treatment in this dataset.</w:t>
+        <w:rPr>
+          <w:rFonts w:ascii="Times New Roman" w:hAnsi="Times New Roman" w:eastAsia="Times New Roman"/>
+          <w:sz w:val="24"/>
+        </w:rPr>
+        <w:t>The main conclusion from the Second Trial is that Microbes Inside showed the strongest observed performance. However, Microbes Outside performed poorly, so the broad microbial-treatment result should be interpreted cautiously. The evidence suggests that placement condition may be critical for the effectiveness of microbial treatment in this dataset, and this should be considered when comparing the Second Trial with the subsequent Third Trial.</w:t>
       </w:r>
     </w:p>
     <w:sectPr>
